--- a/03-generics-delegates-events/REPORT_LAB03.docx
+++ b/03-generics-delegates-events/REPORT_LAB03.docx
@@ -4,7 +4,7 @@
   <w:body>
     <w:p>
       <w:pPr>
-        <w:spacing w:before="240" w:after="240" w:line="360" w:lineRule="auto"/>
+        <w:spacing w:line="276" w:lineRule="auto" w:before="0" w:after="40"/>
         <w:ind w:firstLine="0"/>
         <w:jc w:val="center"/>
       </w:pPr>
@@ -15,22 +15,15 @@
           <w:color w:val="000000"/>
           <w:sz w:val="28"/>
         </w:rPr>
-        <w:t>ЗВІТ ПРО ВИКОНАННЯ ПРАКТИЧНОЇ РОБОТИ №3</w:t>
+        <w:t>Міністерство освіти і науки України</w:t>
       </w:r>
     </w:p>
     <w:p>
       <w:pPr>
-        <w:spacing w:line="360" w:lineRule="auto" w:after="0"/>
-        <w:ind w:firstLine="709"/>
-        <w:jc w:val="both"/>
+        <w:spacing w:line="276" w:lineRule="auto" w:before="0" w:after="40"/>
+        <w:ind w:firstLine="0"/>
+        <w:jc w:val="center"/>
       </w:pPr>
-      <w:r>
-        <w:rPr>
-          <w:rFonts w:ascii="Times New Roman" w:hAnsi="Times New Roman"/>
-          <w:color w:val="000000"/>
-          <w:sz w:val="28"/>
-        </w:rPr>
-      </w:r>
       <w:r>
         <w:rPr>
           <w:rFonts w:ascii="Times New Roman" w:hAnsi="Times New Roman"/>
@@ -38,29 +31,15 @@
           <w:color w:val="000000"/>
           <w:sz w:val="28"/>
         </w:rPr>
-        <w:t>Міністерство освіти і науки України</w:t>
-      </w:r>
-      <w:r>
-        <w:rPr>
-          <w:rFonts w:ascii="Times New Roman" w:hAnsi="Times New Roman"/>
-          <w:color w:val="000000"/>
-          <w:sz w:val="28"/>
-        </w:rPr>
+        <w:t>Вінницький національний технічний університет</w:t>
       </w:r>
     </w:p>
     <w:p>
       <w:pPr>
-        <w:spacing w:line="360" w:lineRule="auto" w:after="0"/>
-        <w:ind w:firstLine="709"/>
-        <w:jc w:val="both"/>
+        <w:spacing w:line="276" w:lineRule="auto" w:before="0" w:after="40"/>
+        <w:ind w:firstLine="0"/>
+        <w:jc w:val="center"/>
       </w:pPr>
-      <w:r>
-        <w:rPr>
-          <w:rFonts w:ascii="Times New Roman" w:hAnsi="Times New Roman"/>
-          <w:color w:val="000000"/>
-          <w:sz w:val="28"/>
-        </w:rPr>
-      </w:r>
       <w:r>
         <w:rPr>
           <w:rFonts w:ascii="Times New Roman" w:hAnsi="Times New Roman"/>
@@ -68,59 +47,15 @@
           <w:color w:val="000000"/>
           <w:sz w:val="28"/>
         </w:rPr>
-        <w:t>Вінницький національний технічний університет (ВНТУ)</w:t>
-      </w:r>
-      <w:r>
-        <w:rPr>
-          <w:rFonts w:ascii="Times New Roman" w:hAnsi="Times New Roman"/>
-          <w:color w:val="000000"/>
-          <w:sz w:val="28"/>
-        </w:rPr>
+        <w:t>Факультет інформаційних технологій та комп’ютерної інженерії</w:t>
       </w:r>
     </w:p>
     <w:p>
       <w:pPr>
-        <w:spacing w:line="360" w:lineRule="auto" w:after="0"/>
-        <w:ind w:firstLine="709"/>
-        <w:jc w:val="both"/>
+        <w:spacing w:line="276" w:lineRule="auto" w:before="0" w:after="40"/>
+        <w:ind w:firstLine="0"/>
+        <w:jc w:val="center"/>
       </w:pPr>
-      <w:r>
-        <w:rPr>
-          <w:rFonts w:ascii="Times New Roman" w:hAnsi="Times New Roman"/>
-          <w:color w:val="000000"/>
-          <w:sz w:val="28"/>
-        </w:rPr>
-      </w:r>
-      <w:r>
-        <w:rPr>
-          <w:rFonts w:ascii="Times New Roman" w:hAnsi="Times New Roman"/>
-          <w:b/>
-          <w:color w:val="000000"/>
-          <w:sz w:val="28"/>
-        </w:rPr>
-        <w:t>Факультет інформаційних технологій та комп’ютерної інженерії (ФІТКІ)</w:t>
-      </w:r>
-      <w:r>
-        <w:rPr>
-          <w:rFonts w:ascii="Times New Roman" w:hAnsi="Times New Roman"/>
-          <w:color w:val="000000"/>
-          <w:sz w:val="28"/>
-        </w:rPr>
-      </w:r>
-    </w:p>
-    <w:p>
-      <w:pPr>
-        <w:spacing w:line="360" w:lineRule="auto" w:after="0"/>
-        <w:ind w:firstLine="709"/>
-        <w:jc w:val="both"/>
-      </w:pPr>
-      <w:r>
-        <w:rPr>
-          <w:rFonts w:ascii="Times New Roman" w:hAnsi="Times New Roman"/>
-          <w:color w:val="000000"/>
-          <w:sz w:val="28"/>
-        </w:rPr>
-      </w:r>
       <w:r>
         <w:rPr>
           <w:rFonts w:ascii="Times New Roman" w:hAnsi="Times New Roman"/>
@@ -130,27 +65,38 @@
         </w:rPr>
         <w:t>Кафедра програмного забезпечення</w:t>
       </w:r>
-      <w:r>
-        <w:rPr>
-          <w:rFonts w:ascii="Times New Roman" w:hAnsi="Times New Roman"/>
-          <w:color w:val="000000"/>
-          <w:sz w:val="28"/>
-        </w:rPr>
-      </w:r>
     </w:p>
     <w:p>
       <w:pPr>
-        <w:spacing w:line="360" w:lineRule="auto" w:after="0"/>
-        <w:ind w:firstLine="709"/>
-        <w:jc w:val="both"/>
+        <w:spacing w:before="0" w:after="0"/>
       </w:pPr>
-      <w:r>
-        <w:rPr>
-          <w:rFonts w:ascii="Times New Roman" w:hAnsi="Times New Roman"/>
-          <w:color w:val="000000"/>
-          <w:sz w:val="28"/>
-        </w:rPr>
-      </w:r>
+    </w:p>
+    <w:p>
+      <w:pPr>
+        <w:spacing w:before="0" w:after="0"/>
+      </w:pPr>
+    </w:p>
+    <w:p>
+      <w:pPr>
+        <w:spacing w:before="0" w:after="0"/>
+      </w:pPr>
+    </w:p>
+    <w:p>
+      <w:pPr>
+        <w:spacing w:before="0" w:after="0"/>
+      </w:pPr>
+    </w:p>
+    <w:p>
+      <w:pPr>
+        <w:spacing w:before="0" w:after="0"/>
+      </w:pPr>
+    </w:p>
+    <w:p>
+      <w:pPr>
+        <w:spacing w:before="0" w:after="80"/>
+        <w:ind w:firstLine="0"/>
+        <w:jc w:val="center"/>
+      </w:pPr>
       <w:r>
         <w:rPr>
           <w:rFonts w:ascii="Times New Roman" w:hAnsi="Times New Roman"/>
@@ -158,30 +104,31 @@
           <w:color w:val="000000"/>
           <w:sz w:val="28"/>
         </w:rPr>
-        <w:t>Дисципліна:</w:t>
-      </w:r>
-      <w:r>
-        <w:rPr>
-          <w:rFonts w:ascii="Times New Roman" w:hAnsi="Times New Roman"/>
-          <w:color w:val="000000"/>
-          <w:sz w:val="28"/>
-        </w:rPr>
-        <w:t xml:space="preserve"> Розробка проєктів засобами платформи .NET</w:t>
+        <w:t>Практична робота №3</w:t>
       </w:r>
     </w:p>
     <w:p>
       <w:pPr>
-        <w:spacing w:line="360" w:lineRule="auto" w:after="0"/>
-        <w:ind w:firstLine="709"/>
-        <w:jc w:val="both"/>
+        <w:spacing w:before="0" w:after="120"/>
+        <w:ind w:firstLine="0"/>
+        <w:jc w:val="center"/>
       </w:pPr>
       <w:r>
         <w:rPr>
           <w:rFonts w:ascii="Times New Roman" w:hAnsi="Times New Roman"/>
+          <w:b w:val="0"/>
           <w:color w:val="000000"/>
           <w:sz w:val="28"/>
         </w:rPr>
+        <w:t>з дисципліни «Розробка проектів засобами платформи .NET»</w:t>
       </w:r>
+    </w:p>
+    <w:p>
+      <w:pPr>
+        <w:spacing w:before="0" w:after="240"/>
+        <w:ind w:firstLine="0"/>
+        <w:jc w:val="center"/>
+      </w:pPr>
       <w:r>
         <w:rPr>
           <w:rFonts w:ascii="Times New Roman" w:hAnsi="Times New Roman"/>
@@ -189,30 +136,56 @@
           <w:color w:val="000000"/>
           <w:sz w:val="28"/>
         </w:rPr>
-        <w:t>Тема:</w:t>
-      </w:r>
-      <w:r>
-        <w:rPr>
-          <w:rFonts w:ascii="Times New Roman" w:hAnsi="Times New Roman"/>
-          <w:color w:val="000000"/>
-          <w:sz w:val="28"/>
-        </w:rPr>
-        <w:t xml:space="preserve"> Узагальнення, делегати, події та лямбда-вирази</w:t>
+        <w:t>Тема: «Узагальнення, делегати, події та лямбда-вирази»</w:t>
       </w:r>
     </w:p>
     <w:p>
       <w:pPr>
-        <w:spacing w:line="360" w:lineRule="auto" w:after="0"/>
-        <w:ind w:firstLine="709"/>
-        <w:jc w:val="both"/>
+        <w:spacing w:before="0" w:after="0"/>
+      </w:pPr>
+    </w:p>
+    <w:p>
+      <w:pPr>
+        <w:spacing w:before="0" w:after="0"/>
+      </w:pPr>
+    </w:p>
+    <w:p>
+      <w:pPr>
+        <w:spacing w:before="0" w:after="0"/>
+      </w:pPr>
+    </w:p>
+    <w:p>
+      <w:pPr>
+        <w:spacing w:before="0" w:after="0"/>
+      </w:pPr>
+    </w:p>
+    <w:p>
+      <w:pPr>
+        <w:spacing w:before="0" w:after="0"/>
+      </w:pPr>
+    </w:p>
+    <w:p>
+      <w:pPr>
+        <w:spacing w:line="276" w:lineRule="auto" w:before="0" w:after="40"/>
+        <w:ind w:firstLine="0"/>
+        <w:jc w:val="right"/>
       </w:pPr>
       <w:r>
         <w:rPr>
           <w:rFonts w:ascii="Times New Roman" w:hAnsi="Times New Roman"/>
+          <w:b w:val="0"/>
           <w:color w:val="000000"/>
           <w:sz w:val="28"/>
         </w:rPr>
+        <w:t>Виконав: студент гр. 2ПІ-24б</w:t>
       </w:r>
+    </w:p>
+    <w:p>
+      <w:pPr>
+        <w:spacing w:line="276" w:lineRule="auto" w:before="0" w:after="40"/>
+        <w:ind w:firstLine="0"/>
+        <w:jc w:val="right"/>
+      </w:pPr>
       <w:r>
         <w:rPr>
           <w:rFonts w:ascii="Times New Roman" w:hAnsi="Times New Roman"/>
@@ -220,30 +193,38 @@
           <w:color w:val="000000"/>
           <w:sz w:val="28"/>
         </w:rPr>
-        <w:t>Варіант:</w:t>
-      </w:r>
-      <w:r>
-        <w:rPr>
-          <w:rFonts w:ascii="Times New Roman" w:hAnsi="Times New Roman"/>
-          <w:color w:val="000000"/>
-          <w:sz w:val="28"/>
-        </w:rPr>
-        <w:t xml:space="preserve"> №1 («Кеш курсів валют», №17 за журналом)</w:t>
+        <w:t>Слободян І. В.</w:t>
       </w:r>
     </w:p>
     <w:p>
       <w:pPr>
-        <w:spacing w:line="360" w:lineRule="auto" w:after="0"/>
-        <w:ind w:firstLine="709"/>
-        <w:jc w:val="both"/>
+        <w:spacing w:line="276" w:lineRule="auto" w:before="0" w:after="40"/>
+        <w:ind w:firstLine="0"/>
+        <w:jc w:val="right"/>
+      </w:pPr>
+    </w:p>
+    <w:p>
+      <w:pPr>
+        <w:spacing w:line="276" w:lineRule="auto" w:before="0" w:after="40"/>
+        <w:ind w:firstLine="0"/>
+        <w:jc w:val="right"/>
       </w:pPr>
       <w:r>
         <w:rPr>
           <w:rFonts w:ascii="Times New Roman" w:hAnsi="Times New Roman"/>
+          <w:b w:val="0"/>
           <w:color w:val="000000"/>
           <w:sz w:val="28"/>
         </w:rPr>
+        <w:t>Перевірив:</w:t>
       </w:r>
+    </w:p>
+    <w:p>
+      <w:pPr>
+        <w:spacing w:line="276" w:lineRule="auto" w:before="0" w:after="40"/>
+        <w:ind w:firstLine="0"/>
+        <w:jc w:val="right"/>
+      </w:pPr>
       <w:r>
         <w:rPr>
           <w:rFonts w:ascii="Times New Roman" w:hAnsi="Times New Roman"/>
@@ -251,108 +232,53 @@
           <w:color w:val="000000"/>
           <w:sz w:val="28"/>
         </w:rPr>
-        <w:t>Виконав:</w:t>
-      </w:r>
-      <w:r>
-        <w:rPr>
-          <w:rFonts w:ascii="Times New Roman" w:hAnsi="Times New Roman"/>
-          <w:color w:val="000000"/>
-          <w:sz w:val="28"/>
-        </w:rPr>
-        <w:t xml:space="preserve"> ст. гр. 2ПІ-24б Слободян Ігор</w:t>
+        <w:t>Позур Михайло Юрійович</w:t>
       </w:r>
     </w:p>
     <w:p>
       <w:pPr>
-        <w:spacing w:line="360" w:lineRule="auto" w:after="0"/>
-        <w:ind w:firstLine="709"/>
-        <w:jc w:val="both"/>
+        <w:spacing w:before="0" w:after="0"/>
+      </w:pPr>
+    </w:p>
+    <w:p>
+      <w:pPr>
+        <w:spacing w:before="0" w:after="0"/>
+      </w:pPr>
+    </w:p>
+    <w:p>
+      <w:pPr>
+        <w:spacing w:before="0" w:after="0"/>
+      </w:pPr>
+    </w:p>
+    <w:p>
+      <w:pPr>
+        <w:spacing w:before="0" w:after="0"/>
+      </w:pPr>
+    </w:p>
+    <w:p>
+      <w:pPr>
+        <w:spacing w:before="0" w:after="0"/>
+      </w:pPr>
+    </w:p>
+    <w:p>
+      <w:pPr>
+        <w:spacing w:before="0" w:after="0"/>
+        <w:ind w:firstLine="0"/>
+        <w:jc w:val="center"/>
       </w:pPr>
       <w:r>
         <w:rPr>
           <w:rFonts w:ascii="Times New Roman" w:hAnsi="Times New Roman"/>
+          <w:b w:val="0"/>
           <w:color w:val="000000"/>
           <w:sz w:val="28"/>
         </w:rPr>
-      </w:r>
-      <w:r>
-        <w:rPr>
-          <w:rFonts w:ascii="Times New Roman" w:hAnsi="Times New Roman"/>
-          <w:b/>
-          <w:color w:val="000000"/>
-          <w:sz w:val="28"/>
-        </w:rPr>
-        <w:t>Перевірив:</w:t>
-      </w:r>
-      <w:r>
-        <w:rPr>
-          <w:rFonts w:ascii="Times New Roman" w:hAnsi="Times New Roman"/>
-          <w:color w:val="000000"/>
-          <w:sz w:val="28"/>
-        </w:rPr>
-        <w:t xml:space="preserve"> викладач Позур М. Ю.</w:t>
+        <w:t>м. Вінниця - 2026</w:t>
       </w:r>
     </w:p>
     <w:p>
-      <w:pPr>
-        <w:spacing w:line="360" w:lineRule="auto" w:after="0"/>
-        <w:ind w:firstLine="709"/>
-        <w:jc w:val="both"/>
-      </w:pPr>
       <w:r>
-        <w:rPr>
-          <w:rFonts w:ascii="Times New Roman" w:hAnsi="Times New Roman"/>
-          <w:color w:val="000000"/>
-          <w:sz w:val="28"/>
-        </w:rPr>
-      </w:r>
-      <w:r>
-        <w:rPr>
-          <w:rFonts w:ascii="Times New Roman" w:hAnsi="Times New Roman"/>
-          <w:b/>
-          <w:color w:val="000000"/>
-          <w:sz w:val="28"/>
-        </w:rPr>
-        <w:t>Місто / Рік:</w:t>
-      </w:r>
-      <w:r>
-        <w:rPr>
-          <w:rFonts w:ascii="Times New Roman" w:hAnsi="Times New Roman"/>
-          <w:color w:val="000000"/>
-          <w:sz w:val="28"/>
-        </w:rPr>
-        <w:t xml:space="preserve"> м. Вінниця - 2026</w:t>
-      </w:r>
-    </w:p>
-    <w:p>
-      <w:pPr>
-        <w:spacing w:line="360" w:lineRule="auto" w:after="0"/>
-        <w:ind w:firstLine="709"/>
-        <w:jc w:val="both"/>
-      </w:pPr>
-      <w:r>
-        <w:rPr>
-          <w:rFonts w:ascii="Times New Roman" w:hAnsi="Times New Roman"/>
-          <w:color w:val="000000"/>
-          <w:sz w:val="28"/>
-        </w:rPr>
-      </w:r>
-      <w:r>
-        <w:rPr>
-          <w:rFonts w:ascii="Times New Roman" w:hAnsi="Times New Roman"/>
-          <w:b/>
-          <w:color w:val="000000"/>
-          <w:sz w:val="28"/>
-        </w:rPr>
-        <w:t>GitHub репозиторій:</w:t>
-      </w:r>
-      <w:r>
-        <w:rPr>
-          <w:rFonts w:ascii="Times New Roman" w:hAnsi="Times New Roman"/>
-          <w:color w:val="000000"/>
-          <w:sz w:val="28"/>
-        </w:rPr>
-        <w:t xml:space="preserve"> [https://github.com/Gerald20001/vntu-dotnet-labs](https://github.com/Gerald20001/vntu-dotnet-labs)</w:t>
+        <w:br w:type="page"/>
       </w:r>
     </w:p>
     <w:p>

--- a/03-generics-delegates-events/REPORT_LAB03.docx
+++ b/03-generics-delegates-events/REPORT_LAB03.docx
@@ -279,6 +279,30 @@
     <w:p>
       <w:r>
         <w:br w:type="page"/>
+      </w:r>
+    </w:p>
+    <w:p>
+      <w:pPr>
+        <w:spacing w:line="360" w:lineRule="auto" w:before="120" w:after="240"/>
+        <w:ind w:firstLine="709"/>
+        <w:jc w:val="left"/>
+      </w:pPr>
+      <w:r>
+        <w:rPr>
+          <w:rFonts w:ascii="Times New Roman" w:hAnsi="Times New Roman"/>
+          <w:b/>
+          <w:color w:val="000000"/>
+          <w:sz w:val="28"/>
+        </w:rPr>
+        <w:t xml:space="preserve">GitHub репозиторій: </w:t>
+      </w:r>
+      <w:r>
+        <w:rPr>
+          <w:rFonts w:ascii="Times New Roman" w:hAnsi="Times New Roman"/>
+          <w:color w:val="000000"/>
+          <w:sz w:val="28"/>
+        </w:rPr>
+        <w:t>https://github.com/2005igor2023-crypto/dotnetvntu</w:t>
       </w:r>
     </w:p>
     <w:p>
